--- a/00-首页/题组Word/综合模拟卷/综合模拟卷VII-学生版.docx
+++ b/00-首页/题组Word/综合模拟卷/综合模拟卷VII-学生版.docx
@@ -3529,19 +3529,29 @@
         <w:pStyle w:val="FirstParagraph"/>
         <w:spacing w:after="80"/>
       </w:pPr>
-      <w:r>
-        <w:rPr>
-          <w:rFonts w:hint="eastAsia" w:ascii="Times New Roman" w:hAnsi="Times New Roman" w:eastAsia="Times New Roman" w:cs="Times New Roman"/>
-        </w:rPr>
-        <w:t>CrCl</w:t>
-      </w:r>
-      <w:r>
-        <w:rPr>
-          <w:rFonts w:hint="eastAsia" w:ascii="Times New Roman" w:hAnsi="Times New Roman" w:eastAsia="Times New Roman" w:cs="Times New Roman"/>
-          <w:vertAlign w:val="subscript"/>
-        </w:rPr>
-        <w:t>3</w:t>
-      </w:r>
+      <m:oMath>
+        <m:r>
+          <m:t>C</m:t>
+        </m:r>
+        <m:r>
+          <m:t>r</m:t>
+        </m:r>
+        <m:r>
+          <m:t>C</m:t>
+        </m:r>
+        <m:sSub>
+          <m:e>
+            <m:r>
+              <m:t>l</m:t>
+            </m:r>
+          </m:e>
+          <m:sub>
+            <m:r>
+              <m:t>3</m:t>
+            </m:r>
+          </m:sub>
+        </m:sSub>
+      </m:oMath>
       <w:r>
         <w:rPr>
           <w:rFonts w:hint="eastAsia" w:ascii="Times New Roman" w:hAnsi="Times New Roman" w:eastAsia="Times New Roman" w:cs="Times New Roman"/>
@@ -3570,15 +3580,31 @@
         <w:rPr>
           <w:rFonts w:ascii="Times New Roman" w:hAnsi="Times New Roman" w:eastAsia="Times New Roman" w:cs="Times New Roman"/>
         </w:rPr>
-        <w:t xml:space="preserve"> AlCl</w:t>
-      </w:r>
-      <w:r>
-        <w:rPr>
-          <w:rFonts w:ascii="Times New Roman" w:hAnsi="Times New Roman" w:eastAsia="Times New Roman" w:cs="Times New Roman"/>
-          <w:vertAlign w:val="subscript"/>
-        </w:rPr>
-        <w:t>3</w:t>
-      </w:r>
+        <w:t xml:space="preserve"> </w:t>
+      </w:r>
+      <m:oMath>
+        <m:r>
+          <m:t>A</m:t>
+        </m:r>
+        <m:r>
+          <m:t>l</m:t>
+        </m:r>
+        <m:r>
+          <m:t>C</m:t>
+        </m:r>
+        <m:sSub>
+          <m:e>
+            <m:r>
+              <m:t>l</m:t>
+            </m:r>
+          </m:e>
+          <m:sub>
+            <m:r>
+              <m:t>3</m:t>
+            </m:r>
+          </m:sub>
+        </m:sSub>
+      </m:oMath>
       <w:r>
         <w:rPr>
           <w:rFonts w:ascii="Times New Roman" w:hAnsi="Times New Roman" w:eastAsia="Times New Roman" w:cs="Times New Roman"/>
@@ -8485,34 +8511,48 @@
         <w:rPr>
           <w:rFonts w:ascii="Times New Roman" w:hAnsi="Times New Roman" w:eastAsia="Times New Roman" w:cs="Times New Roman"/>
         </w:rPr>
-        <w:t xml:space="preserve"> P</w:t>
-      </w:r>
-      <w:r>
-        <w:rPr>
-          <w:rFonts w:ascii="Times New Roman" w:hAnsi="Times New Roman" w:eastAsia="Times New Roman" w:cs="Times New Roman"/>
-          <w:vertAlign w:val="subscript"/>
-        </w:rPr>
-        <w:t>1</w:t>
-      </w:r>
-      <w:r>
-        <w:rPr>
-          <w:rFonts w:ascii="Times New Roman" w:hAnsi="Times New Roman" w:eastAsia="Times New Roman" w:cs="Times New Roman"/>
-        </w:rPr>
-        <w:t>、P</w:t>
-      </w:r>
-      <w:r>
-        <w:rPr>
-          <w:rFonts w:ascii="Times New Roman" w:hAnsi="Times New Roman" w:eastAsia="Times New Roman" w:cs="Times New Roman"/>
-          <w:vertAlign w:val="subscript"/>
-        </w:rPr>
-        <w:t>2</w:t>
-      </w:r>
-      <w:r>
-        <w:rPr>
-          <w:rFonts w:ascii="Times New Roman" w:hAnsi="Times New Roman" w:eastAsia="Times New Roman" w:cs="Times New Roman"/>
-        </w:rPr>
         <w:t xml:space="preserve"> </w:t>
       </w:r>
+      <m:oMath>
+        <m:sSub>
+          <m:e>
+            <m:r>
+              <m:t>P</m:t>
+            </m:r>
+          </m:e>
+          <m:sub>
+            <m:r>
+              <m:t>1</m:t>
+            </m:r>
+          </m:sub>
+        </m:sSub>
+      </m:oMath>
+      <w:r>
+        <w:rPr>
+          <w:rFonts w:ascii="Times New Roman" w:hAnsi="Times New Roman" w:eastAsia="Times New Roman" w:cs="Times New Roman"/>
+        </w:rPr>
+        <w:t xml:space="preserve">、</w:t>
+      </w:r>
+      <m:oMath>
+        <m:sSub>
+          <m:e>
+            <m:r>
+              <m:t>P</m:t>
+            </m:r>
+          </m:e>
+          <m:sub>
+            <m:r>
+              <m:t>2</m:t>
+            </m:r>
+          </m:sub>
+        </m:sSub>
+      </m:oMath>
+      <w:r>
+        <w:rPr>
+          <w:rFonts w:ascii="Times New Roman" w:hAnsi="Times New Roman" w:eastAsia="Times New Roman" w:cs="Times New Roman"/>
+        </w:rPr>
+        <w:t xml:space="preserve"> </w:t>
+      </w:r>
       <w:r>
         <w:rPr>
           <w:rFonts w:hint="eastAsia" w:ascii="Times New Roman" w:hAnsi="Times New Roman" w:eastAsia="FangSong" w:cs="Times New Roman"/>
@@ -8523,20 +8563,27 @@
         <w:rPr>
           <w:rFonts w:ascii="Times New Roman" w:hAnsi="Times New Roman" w:eastAsia="Times New Roman" w:cs="Times New Roman"/>
         </w:rPr>
-        <w:t xml:space="preserve"> P</w:t>
-      </w:r>
-      <w:r>
-        <w:rPr>
-          <w:rFonts w:ascii="Times New Roman" w:hAnsi="Times New Roman" w:eastAsia="Times New Roman" w:cs="Times New Roman"/>
-          <w:vertAlign w:val="subscript"/>
-        </w:rPr>
-        <w:t>3</w:t>
-      </w:r>
-      <w:r>
-        <w:rPr>
-          <w:rFonts w:ascii="Times New Roman" w:hAnsi="Times New Roman" w:eastAsia="Times New Roman" w:cs="Times New Roman"/>
-        </w:rPr>
-        <w:t>。</w:t>
+        <w:t xml:space="preserve"> </w:t>
+      </w:r>
+      <m:oMath>
+        <m:sSub>
+          <m:e>
+            <m:r>
+              <m:t>P</m:t>
+            </m:r>
+          </m:e>
+          <m:sub>
+            <m:r>
+              <m:t>3</m:t>
+            </m:r>
+          </m:sub>
+        </m:sSub>
+      </m:oMath>
+      <w:r>
+        <w:rPr>
+          <w:rFonts w:ascii="Times New Roman" w:hAnsi="Times New Roman" w:eastAsia="Times New Roman" w:cs="Times New Roman"/>
+        </w:rPr>
+        <w:t xml:space="preserve">。</w:t>
       </w:r>
     </w:p>
     <w:bookmarkStart w:id="34" w:name="分"/>
@@ -8645,34 +8692,48 @@
         <w:rPr>
           <w:rFonts w:ascii="Times New Roman" w:hAnsi="Times New Roman" w:eastAsia="Times New Roman" w:cs="Times New Roman"/>
         </w:rPr>
-        <w:t xml:space="preserve"> P</w:t>
-      </w:r>
-      <w:r>
-        <w:rPr>
-          <w:rFonts w:ascii="Times New Roman" w:hAnsi="Times New Roman" w:eastAsia="Times New Roman" w:cs="Times New Roman"/>
-          <w:vertAlign w:val="subscript"/>
-        </w:rPr>
-        <w:t>1</w:t>
-      </w:r>
-      <w:r>
-        <w:rPr>
-          <w:rFonts w:ascii="Times New Roman" w:hAnsi="Times New Roman" w:eastAsia="Times New Roman" w:cs="Times New Roman"/>
-        </w:rPr>
-        <w:t>、P</w:t>
-      </w:r>
-      <w:r>
-        <w:rPr>
-          <w:rFonts w:ascii="Times New Roman" w:hAnsi="Times New Roman" w:eastAsia="Times New Roman" w:cs="Times New Roman"/>
-          <w:vertAlign w:val="subscript"/>
-        </w:rPr>
-        <w:t>2</w:t>
-      </w:r>
-      <w:r>
-        <w:rPr>
-          <w:rFonts w:ascii="Times New Roman" w:hAnsi="Times New Roman" w:eastAsia="Times New Roman" w:cs="Times New Roman"/>
-        </w:rPr>
         <w:t xml:space="preserve"> </w:t>
       </w:r>
+      <m:oMath>
+        <m:sSub>
+          <m:e>
+            <m:r>
+              <m:t>P</m:t>
+            </m:r>
+          </m:e>
+          <m:sub>
+            <m:r>
+              <m:t>1</m:t>
+            </m:r>
+          </m:sub>
+        </m:sSub>
+      </m:oMath>
+      <w:r>
+        <w:rPr>
+          <w:rFonts w:ascii="Times New Roman" w:hAnsi="Times New Roman" w:eastAsia="Times New Roman" w:cs="Times New Roman"/>
+        </w:rPr>
+        <w:t xml:space="preserve">、</w:t>
+      </w:r>
+      <m:oMath>
+        <m:sSub>
+          <m:e>
+            <m:r>
+              <m:t>P</m:t>
+            </m:r>
+          </m:e>
+          <m:sub>
+            <m:r>
+              <m:t>2</m:t>
+            </m:r>
+          </m:sub>
+        </m:sSub>
+      </m:oMath>
+      <w:r>
+        <w:rPr>
+          <w:rFonts w:ascii="Times New Roman" w:hAnsi="Times New Roman" w:eastAsia="Times New Roman" w:cs="Times New Roman"/>
+        </w:rPr>
+        <w:t xml:space="preserve"> </w:t>
+      </w:r>
       <w:r>
         <w:rPr>
           <w:rFonts w:hint="eastAsia" w:ascii="Times New Roman" w:hAnsi="Times New Roman" w:eastAsia="FangSong" w:cs="Times New Roman"/>
@@ -8683,15 +8744,22 @@
         <w:rPr>
           <w:rFonts w:ascii="Times New Roman" w:hAnsi="Times New Roman" w:eastAsia="Times New Roman" w:cs="Times New Roman"/>
         </w:rPr>
-        <w:t xml:space="preserve"> P</w:t>
-      </w:r>
-      <w:r>
-        <w:rPr>
-          <w:rFonts w:ascii="Times New Roman" w:hAnsi="Times New Roman" w:eastAsia="Times New Roman" w:cs="Times New Roman"/>
-          <w:vertAlign w:val="subscript"/>
-        </w:rPr>
-        <w:t>3</w:t>
-      </w:r>
+        <w:t xml:space="preserve"> </w:t>
+      </w:r>
+      <m:oMath>
+        <m:sSub>
+          <m:e>
+            <m:r>
+              <m:t>P</m:t>
+            </m:r>
+          </m:e>
+          <m:sub>
+            <m:r>
+              <m:t>3</m:t>
+            </m:r>
+          </m:sub>
+        </m:sSub>
+      </m:oMath>
       <w:r>
         <w:rPr>
           <w:rFonts w:ascii="Times New Roman" w:hAnsi="Times New Roman" w:eastAsia="Times New Roman" w:cs="Times New Roman"/>
@@ -14021,7 +14089,7 @@
     <ns0:name ns0:val="Verbatim Char"/>
     <ns0:basedOn ns0:val="BodyTextChar"/>
     <ns0:rPr>
-      <ns0:rFonts ns0:ascii="Times New Roman" ns0:cs="Times New Roman" ns0:eastAsia="FangSong" ns0:hAnsi="Times New Roman"/>
+      <ns0:rFonts ns0:ascii="SimSun" ns0:cs="SimSun" ns0:eastAsia="SimSun" ns0:hAnsi="SimSun"/>
       <ns0:b ns0:val="0"/>
       <ns0:sz ns0:val="20"/>
     </ns0:rPr>
@@ -14075,7 +14143,7 @@
       <w:wordWrap w:val="off"/>
     </w:pPr>
     <ns0:rPr>
-      <w:rFonts ns0:ascii="Times New Roman" ns0:hAnsi="Times New Roman" ns0:eastAsia="FangSong" ns0:cs="Times New Roman"/>
+      <w:rFonts ns0:ascii="SimSun" ns0:hAnsi="SimSun" ns0:eastAsia="SimSun" ns0:cs="SimSun"/>
     </ns0:rPr>
   </w:style>
   <w:style w:type="character" w:customStyle="1" w:styleId="KeywordTok">

--- a/00-首页/题组Word/综合模拟卷/综合模拟卷VII-学生版.docx
+++ b/00-首页/题组Word/综合模拟卷/综合模拟卷VII-学生版.docx
@@ -685,6 +685,46 @@
               </w:rPr>
               <w:t xml:space="preserve">反应速率常数随温度变化</w:t>
             </w:r>
+          </w:p>
+          <w:p>
+            <w:pPr>
+              <w:spacing w:before="0" w:after="0"/>
+            </w:pPr>
+          </w:p>
+          <w:p>
+            <w:pPr>
+              <w:spacing w:before="0" w:after="0"/>
+            </w:pPr>
+          </w:p>
+          <w:p>
+            <w:pPr>
+              <w:spacing w:before="0" w:after="0"/>
+            </w:pPr>
+          </w:p>
+          <w:p>
+            <w:pPr>
+              <w:spacing w:before="0" w:after="0"/>
+            </w:pPr>
+          </w:p>
+          <w:p>
+            <w:pPr>
+              <w:spacing w:before="0" w:after="0"/>
+            </w:pPr>
+          </w:p>
+          <w:p>
+            <w:pPr>
+              <w:spacing w:before="0" w:after="0"/>
+            </w:pPr>
+          </w:p>
+          <w:p>
+            <w:pPr>
+              <w:spacing w:before="0" w:after="0"/>
+            </w:pPr>
+          </w:p>
+          <w:p>
+            <w:pPr>
+              <w:spacing w:before="0" w:after="0"/>
+            </w:pPr>
           </w:p>
         </w:tc>
       </w:tr>
@@ -1580,6 +1620,31 @@
           </m:lim>
         </m:limUpp>
       </m:oMath>
+    </w:p>
+    <w:p>
+      <w:pPr>
+        <w:spacing w:before="0" w:after="0"/>
+      </w:pPr>
+    </w:p>
+    <w:p>
+      <w:pPr>
+        <w:spacing w:before="0" w:after="0"/>
+      </w:pPr>
+    </w:p>
+    <w:p>
+      <w:pPr>
+        <w:spacing w:before="0" w:after="0"/>
+      </w:pPr>
+    </w:p>
+    <w:p>
+      <w:pPr>
+        <w:spacing w:before="0" w:after="0"/>
+      </w:pPr>
+    </w:p>
+    <w:p>
+      <w:pPr>
+        <w:spacing w:before="0" w:after="0"/>
+      </w:pPr>
     </w:p>
     <w:bookmarkEnd w:id="12"/>
     <w:bookmarkStart w:id="13" w:name="第-3-题"/>
@@ -2681,6 +2746,46 @@
         <w:t>。</w:t>
       </w:r>
     </w:p>
+    <w:p>
+      <w:pPr>
+        <w:spacing w:before="0" w:after="0"/>
+      </w:pPr>
+    </w:p>
+    <w:p>
+      <w:pPr>
+        <w:spacing w:before="0" w:after="0"/>
+      </w:pPr>
+    </w:p>
+    <w:p>
+      <w:pPr>
+        <w:spacing w:before="0" w:after="0"/>
+      </w:pPr>
+    </w:p>
+    <w:p>
+      <w:pPr>
+        <w:spacing w:before="0" w:after="0"/>
+      </w:pPr>
+    </w:p>
+    <w:p>
+      <w:pPr>
+        <w:spacing w:before="0" w:after="0"/>
+      </w:pPr>
+    </w:p>
+    <w:p>
+      <w:pPr>
+        <w:spacing w:before="0" w:after="0"/>
+      </w:pPr>
+    </w:p>
+    <w:p>
+      <w:pPr>
+        <w:spacing w:before="0" w:after="0"/>
+      </w:pPr>
+    </w:p>
+    <w:p>
+      <w:pPr>
+        <w:spacing w:before="0" w:after="0"/>
+      </w:pPr>
+    </w:p>
     <w:bookmarkEnd w:id="13"/>
     <w:bookmarkStart w:id="14" w:name="第-4-题"/>
     <w:p>
@@ -3294,6 +3399,46 @@
         <w:t>）</w:t>
       </w:r>
     </w:p>
+    <w:p>
+      <w:pPr>
+        <w:spacing w:before="0" w:after="0"/>
+      </w:pPr>
+    </w:p>
+    <w:p>
+      <w:pPr>
+        <w:spacing w:before="0" w:after="0"/>
+      </w:pPr>
+    </w:p>
+    <w:p>
+      <w:pPr>
+        <w:spacing w:before="0" w:after="0"/>
+      </w:pPr>
+    </w:p>
+    <w:p>
+      <w:pPr>
+        <w:spacing w:before="0" w:after="0"/>
+      </w:pPr>
+    </w:p>
+    <w:p>
+      <w:pPr>
+        <w:spacing w:before="0" w:after="0"/>
+      </w:pPr>
+    </w:p>
+    <w:p>
+      <w:pPr>
+        <w:spacing w:before="0" w:after="0"/>
+      </w:pPr>
+    </w:p>
+    <w:p>
+      <w:pPr>
+        <w:spacing w:before="0" w:after="0"/>
+      </w:pPr>
+    </w:p>
+    <w:p>
+      <w:pPr>
+        <w:spacing w:before="0" w:after="0"/>
+      </w:pPr>
+    </w:p>
     <w:bookmarkEnd w:id="15"/>
     <w:bookmarkStart w:id="16" w:name="第-5-题"/>
     <w:p>
@@ -3474,6 +3619,16 @@
         </w:rPr>
         <w:t>。</w:t>
       </w:r>
+    </w:p>
+    <w:p>
+      <w:pPr>
+        <w:spacing w:before="0" w:after="0"/>
+      </w:pPr>
+    </w:p>
+    <w:p>
+      <w:pPr>
+        <w:spacing w:before="0" w:after="0"/>
+      </w:pPr>
     </w:p>
     <w:bookmarkEnd w:id="16"/>
     <w:bookmarkStart w:id="17" w:name="第-6-题"/>
@@ -4371,6 +4526,46 @@
         <w:t xml:space="preserve"> ____。</w:t>
       </w:r>
     </w:p>
+    <w:p>
+      <w:pPr>
+        <w:spacing w:before="0" w:after="0"/>
+      </w:pPr>
+    </w:p>
+    <w:p>
+      <w:pPr>
+        <w:spacing w:before="0" w:after="0"/>
+      </w:pPr>
+    </w:p>
+    <w:p>
+      <w:pPr>
+        <w:spacing w:before="0" w:after="0"/>
+      </w:pPr>
+    </w:p>
+    <w:p>
+      <w:pPr>
+        <w:spacing w:before="0" w:after="0"/>
+      </w:pPr>
+    </w:p>
+    <w:p>
+      <w:pPr>
+        <w:spacing w:before="0" w:after="0"/>
+      </w:pPr>
+    </w:p>
+    <w:p>
+      <w:pPr>
+        <w:spacing w:before="0" w:after="0"/>
+      </w:pPr>
+    </w:p>
+    <w:p>
+      <w:pPr>
+        <w:spacing w:before="0" w:after="0"/>
+      </w:pPr>
+    </w:p>
+    <w:p>
+      <w:pPr>
+        <w:spacing w:before="0" w:after="0"/>
+      </w:pPr>
+    </w:p>
     <w:bookmarkEnd w:id="17"/>
     <w:bookmarkStart w:id="27" w:name="第-7-题"/>
     <w:p>
@@ -4843,7 +5038,7 @@
         </w:rPr>
         <w:drawing>
           <wp:inline>
-            <wp:extent cx="3240000" cy="3240000"/>
+            <wp:extent cx="3206132" cy="3240000"/>
             <wp:effectExtent b="0" l="0" r="0" t="0"/>
             <wp:docPr descr="" title="" id="19" name="Picture"/>
             <a:graphic>
@@ -4864,7 +5059,7 @@
                   <pic:spPr bwMode="auto">
                     <a:xfrm>
                       <a:off x="0" y="0"/>
-                      <a:ext cx="3240000" cy="3240000"/>
+                      <a:ext cx="3206132" cy="3240000"/>
                     </a:xfrm>
                     <a:prstGeom prst="rect">
                       <a:avLst/>
@@ -5519,7 +5714,7 @@
         </w:rPr>
         <w:drawing>
           <wp:inline>
-            <wp:extent cx="3600000" cy="1172771"/>
+            <wp:extent cx="3594164" cy="1172771"/>
             <wp:effectExtent b="0" l="0" r="0" t="0"/>
             <wp:docPr descr="" title="" id="25" name="Picture"/>
             <a:graphic>
@@ -5540,7 +5735,7 @@
                   <pic:spPr bwMode="auto">
                     <a:xfrm>
                       <a:off x="0" y="0"/>
-                      <a:ext cx="3600000" cy="1172771"/>
+                      <a:ext cx="3594164" cy="1172771"/>
                     </a:xfrm>
                     <a:prstGeom prst="rect">
                       <a:avLst/>
@@ -6228,6 +6423,46 @@
               <w:t xml:space="preserve">29.91</w:t>
             </w:r>
           </w:p>
+          <w:p>
+            <w:pPr>
+              <w:spacing w:before="0" w:after="0"/>
+            </w:pPr>
+          </w:p>
+          <w:p>
+            <w:pPr>
+              <w:spacing w:before="0" w:after="0"/>
+            </w:pPr>
+          </w:p>
+          <w:p>
+            <w:pPr>
+              <w:spacing w:before="0" w:after="0"/>
+            </w:pPr>
+          </w:p>
+          <w:p>
+            <w:pPr>
+              <w:spacing w:before="0" w:after="0"/>
+            </w:pPr>
+          </w:p>
+          <w:p>
+            <w:pPr>
+              <w:spacing w:before="0" w:after="0"/>
+            </w:pPr>
+          </w:p>
+          <w:p>
+            <w:pPr>
+              <w:spacing w:before="0" w:after="0"/>
+            </w:pPr>
+          </w:p>
+          <w:p>
+            <w:pPr>
+              <w:spacing w:before="0" w:after="0"/>
+            </w:pPr>
+          </w:p>
+          <w:p>
+            <w:pPr>
+              <w:spacing w:before="0" w:after="0"/>
+            </w:pPr>
+          </w:p>
         </w:tc>
       </w:tr>
     </w:tbl>
@@ -7483,6 +7718,46 @@
         <w:t>。</w:t>
       </w:r>
     </w:p>
+    <w:p>
+      <w:pPr>
+        <w:spacing w:before="0" w:after="0"/>
+      </w:pPr>
+    </w:p>
+    <w:p>
+      <w:pPr>
+        <w:spacing w:before="0" w:after="0"/>
+      </w:pPr>
+    </w:p>
+    <w:p>
+      <w:pPr>
+        <w:spacing w:before="0" w:after="0"/>
+      </w:pPr>
+    </w:p>
+    <w:p>
+      <w:pPr>
+        <w:spacing w:before="0" w:after="0"/>
+      </w:pPr>
+    </w:p>
+    <w:p>
+      <w:pPr>
+        <w:spacing w:before="0" w:after="0"/>
+      </w:pPr>
+    </w:p>
+    <w:p>
+      <w:pPr>
+        <w:spacing w:before="0" w:after="0"/>
+      </w:pPr>
+    </w:p>
+    <w:p>
+      <w:pPr>
+        <w:spacing w:before="0" w:after="0"/>
+      </w:pPr>
+    </w:p>
+    <w:p>
+      <w:pPr>
+        <w:spacing w:before="0" w:after="0"/>
+      </w:pPr>
+    </w:p>
     <w:bookmarkEnd w:id="31"/>
     <w:bookmarkStart w:id="32" w:name="第-9-题"/>
     <w:p>
@@ -8082,6 +8357,46 @@
         </w:rPr>
         <w:t>）</w:t>
       </w:r>
+    </w:p>
+    <w:p>
+      <w:pPr>
+        <w:spacing w:before="0" w:after="0"/>
+      </w:pPr>
+    </w:p>
+    <w:p>
+      <w:pPr>
+        <w:spacing w:before="0" w:after="0"/>
+      </w:pPr>
+    </w:p>
+    <w:p>
+      <w:pPr>
+        <w:spacing w:before="0" w:after="0"/>
+      </w:pPr>
+    </w:p>
+    <w:p>
+      <w:pPr>
+        <w:spacing w:before="0" w:after="0"/>
+      </w:pPr>
+    </w:p>
+    <w:p>
+      <w:pPr>
+        <w:spacing w:before="0" w:after="0"/>
+      </w:pPr>
+    </w:p>
+    <w:p>
+      <w:pPr>
+        <w:spacing w:before="0" w:after="0"/>
+      </w:pPr>
+    </w:p>
+    <w:p>
+      <w:pPr>
+        <w:spacing w:before="0" w:after="0"/>
+      </w:pPr>
+    </w:p>
+    <w:p>
+      <w:pPr>
+        <w:spacing w:before="0" w:after="0"/>
+      </w:pPr>
     </w:p>
     <w:bookmarkEnd w:id="33"/>
     <w:bookmarkStart w:id="36" w:name="第-10-题"/>
@@ -8803,6 +9118,46 @@
         <w:t>。</w:t>
       </w:r>
     </w:p>
+    <w:p>
+      <w:pPr>
+        <w:spacing w:before="0" w:after="0"/>
+      </w:pPr>
+    </w:p>
+    <w:p>
+      <w:pPr>
+        <w:spacing w:before="0" w:after="0"/>
+      </w:pPr>
+    </w:p>
+    <w:p>
+      <w:pPr>
+        <w:spacing w:before="0" w:after="0"/>
+      </w:pPr>
+    </w:p>
+    <w:p>
+      <w:pPr>
+        <w:spacing w:before="0" w:after="0"/>
+      </w:pPr>
+    </w:p>
+    <w:p>
+      <w:pPr>
+        <w:spacing w:before="0" w:after="0"/>
+      </w:pPr>
+    </w:p>
+    <w:p>
+      <w:pPr>
+        <w:spacing w:before="0" w:after="0"/>
+      </w:pPr>
+    </w:p>
+    <w:p>
+      <w:pPr>
+        <w:spacing w:before="0" w:after="0"/>
+      </w:pPr>
+    </w:p>
+    <w:p>
+      <w:pPr>
+        <w:spacing w:before="0" w:after="0"/>
+      </w:pPr>
+    </w:p>
     <w:bookmarkEnd w:id="35"/>
     <w:bookmarkEnd w:id="36"/>
     <w:bookmarkStart w:id="39" w:name="第-11-题"/>
@@ -9079,6 +9434,31 @@
         </w:rPr>
         <w:t>。</w:t>
       </w:r>
+    </w:p>
+    <w:p>
+      <w:pPr>
+        <w:spacing w:before="0" w:after="0"/>
+      </w:pPr>
+    </w:p>
+    <w:p>
+      <w:pPr>
+        <w:spacing w:before="0" w:after="0"/>
+      </w:pPr>
+    </w:p>
+    <w:p>
+      <w:pPr>
+        <w:spacing w:before="0" w:after="0"/>
+      </w:pPr>
+    </w:p>
+    <w:p>
+      <w:pPr>
+        <w:spacing w:before="0" w:after="0"/>
+      </w:pPr>
+    </w:p>
+    <w:p>
+      <w:pPr>
+        <w:spacing w:before="0" w:after="0"/>
+      </w:pPr>
     </w:p>
     <w:bookmarkEnd w:id="38"/>
     <w:bookmarkEnd w:id="39"/>
@@ -9544,7 +9924,7 @@
         </w:rPr>
         <w:drawing>
           <wp:inline>
-            <wp:extent cx="3505200" cy="1981200"/>
+            <wp:extent cx="3505200" cy="1953082"/>
             <wp:effectExtent b="0" l="0" r="0" t="0"/>
             <wp:docPr descr="" title="" id="43" name="Picture"/>
             <a:graphic>
@@ -9565,7 +9945,7 @@
                   <pic:spPr bwMode="auto">
                     <a:xfrm>
                       <a:off x="0" y="0"/>
-                      <a:ext cx="3505200" cy="1981200"/>
+                      <a:ext cx="3505200" cy="1953082"/>
                     </a:xfrm>
                     <a:prstGeom prst="rect">
                       <a:avLst/>
@@ -9596,7 +9976,7 @@
         </w:rPr>
         <w:drawing>
           <wp:inline>
-            <wp:extent cx="3568700" cy="1981200"/>
+            <wp:extent cx="3530600" cy="1981200"/>
             <wp:effectExtent b="0" l="0" r="0" t="0"/>
             <wp:docPr descr="" title="" id="46" name="Picture"/>
             <a:graphic>
@@ -9617,7 +9997,7 @@
                   <pic:spPr bwMode="auto">
                     <a:xfrm>
                       <a:off x="0" y="0"/>
-                      <a:ext cx="3568700" cy="1981200"/>
+                      <a:ext cx="3530600" cy="1981200"/>
                     </a:xfrm>
                     <a:prstGeom prst="rect">
                       <a:avLst/>
@@ -9648,7 +10028,7 @@
         </w:rPr>
         <w:drawing>
           <wp:inline>
-            <wp:extent cx="3600000" cy="1824657"/>
+            <wp:extent cx="3600000" cy="1750685"/>
             <wp:effectExtent b="0" l="0" r="0" t="0"/>
             <wp:docPr descr="" title="" id="49" name="Picture"/>
             <a:graphic>
@@ -9669,7 +10049,7 @@
                   <pic:spPr bwMode="auto">
                     <a:xfrm>
                       <a:off x="0" y="0"/>
-                      <a:ext cx="3600000" cy="1824657"/>
+                      <a:ext cx="3600000" cy="1750685"/>
                     </a:xfrm>
                     <a:prstGeom prst="rect">
                       <a:avLst/>
@@ -9700,7 +10080,7 @@
         </w:rPr>
         <w:drawing>
           <wp:inline>
-            <wp:extent cx="3600000" cy="1912806"/>
+            <wp:extent cx="3553792" cy="1912806"/>
             <wp:effectExtent b="0" l="0" r="0" t="0"/>
             <wp:docPr descr="" title="" id="52" name="Picture"/>
             <a:graphic>
@@ -9721,7 +10101,7 @@
                   <pic:spPr bwMode="auto">
                     <a:xfrm>
                       <a:off x="0" y="0"/>
-                      <a:ext cx="3600000" cy="1912806"/>
+                      <a:ext cx="3553792" cy="1912806"/>
                     </a:xfrm>
                     <a:prstGeom prst="rect">
                       <a:avLst/>
@@ -9752,7 +10132,7 @@
         </w:rPr>
         <w:drawing>
           <wp:inline>
-            <wp:extent cx="3600000" cy="2262857"/>
+            <wp:extent cx="3559285" cy="2262857"/>
             <wp:effectExtent b="0" l="0" r="0" t="0"/>
             <wp:docPr descr="" title="" id="55" name="Picture"/>
             <a:graphic>
@@ -9773,7 +10153,7 @@
                   <pic:spPr bwMode="auto">
                     <a:xfrm>
                       <a:off x="0" y="0"/>
-                      <a:ext cx="3600000" cy="2262857"/>
+                      <a:ext cx="3559285" cy="2262857"/>
                     </a:xfrm>
                     <a:prstGeom prst="rect">
                       <a:avLst/>
@@ -9804,7 +10184,7 @@
         </w:rPr>
         <w:drawing>
           <wp:inline>
-            <wp:extent cx="2514600" cy="2273300"/>
+            <wp:extent cx="2466186" cy="2273300"/>
             <wp:effectExtent b="0" l="0" r="0" t="0"/>
             <wp:docPr descr="" title="" id="58" name="Picture"/>
             <a:graphic>
@@ -9825,7 +10205,7 @@
                   <pic:spPr bwMode="auto">
                     <a:xfrm>
                       <a:off x="0" y="0"/>
-                      <a:ext cx="2514600" cy="2273300"/>
+                      <a:ext cx="2466186" cy="2273300"/>
                     </a:xfrm>
                     <a:prstGeom prst="rect">
                       <a:avLst/>
@@ -9856,7 +10236,7 @@
         </w:rPr>
         <w:drawing>
           <wp:inline>
-            <wp:extent cx="3600000" cy="2331428"/>
+            <wp:extent cx="3508917" cy="2331428"/>
             <wp:effectExtent b="0" l="0" r="0" t="0"/>
             <wp:docPr descr="" title="" id="61" name="Picture"/>
             <a:graphic>
@@ -9877,7 +10257,7 @@
                   <pic:spPr bwMode="auto">
                     <a:xfrm>
                       <a:off x="0" y="0"/>
-                      <a:ext cx="3600000" cy="2331428"/>
+                      <a:ext cx="3508917" cy="2331428"/>
                     </a:xfrm>
                     <a:prstGeom prst="rect">
                       <a:avLst/>
@@ -9908,7 +10288,7 @@
         </w:rPr>
         <w:drawing>
           <wp:inline>
-            <wp:extent cx="3600000" cy="2184520"/>
+            <wp:extent cx="3513725" cy="2184520"/>
             <wp:effectExtent b="0" l="0" r="0" t="0"/>
             <wp:docPr descr="" title="" id="64" name="Picture"/>
             <a:graphic>
@@ -9929,7 +10309,7 @@
                   <pic:spPr bwMode="auto">
                     <a:xfrm>
                       <a:off x="0" y="0"/>
-                      <a:ext cx="3600000" cy="2184520"/>
+                      <a:ext cx="3513725" cy="2184520"/>
                     </a:xfrm>
                     <a:prstGeom prst="rect">
                       <a:avLst/>
@@ -9960,7 +10340,7 @@
         </w:rPr>
         <w:drawing>
           <wp:inline>
-            <wp:extent cx="3600000" cy="1040624"/>
+            <wp:extent cx="3600000" cy="1012500"/>
             <wp:effectExtent b="0" l="0" r="0" t="0"/>
             <wp:docPr descr="" title="" id="67" name="Picture"/>
             <a:graphic>
@@ -9981,7 +10361,7 @@
                   <pic:spPr bwMode="auto">
                     <a:xfrm>
                       <a:off x="0" y="0"/>
-                      <a:ext cx="3600000" cy="1040624"/>
+                      <a:ext cx="3600000" cy="1012500"/>
                     </a:xfrm>
                     <a:prstGeom prst="rect">
                       <a:avLst/>
@@ -10012,7 +10392,7 @@
         </w:rPr>
         <w:drawing>
           <wp:inline>
-            <wp:extent cx="3600000" cy="1472726"/>
+            <wp:extent cx="3594542" cy="1472726"/>
             <wp:effectExtent b="0" l="0" r="0" t="0"/>
             <wp:docPr descr="" title="" id="70" name="Picture"/>
             <a:graphic>
@@ -10033,7 +10413,7 @@
                   <pic:spPr bwMode="auto">
                     <a:xfrm>
                       <a:off x="0" y="0"/>
-                      <a:ext cx="3600000" cy="1472726"/>
+                      <a:ext cx="3594542" cy="1472726"/>
                     </a:xfrm>
                     <a:prstGeom prst="rect">
                       <a:avLst/>
@@ -10090,6 +10470,46 @@
         <w:t>）</w:t>
       </w:r>
     </w:p>
+    <w:p>
+      <w:pPr>
+        <w:spacing w:before="0" w:after="0"/>
+      </w:pPr>
+    </w:p>
+    <w:p>
+      <w:pPr>
+        <w:spacing w:before="0" w:after="0"/>
+      </w:pPr>
+    </w:p>
+    <w:p>
+      <w:pPr>
+        <w:spacing w:before="0" w:after="0"/>
+      </w:pPr>
+    </w:p>
+    <w:p>
+      <w:pPr>
+        <w:spacing w:before="0" w:after="0"/>
+      </w:pPr>
+    </w:p>
+    <w:p>
+      <w:pPr>
+        <w:spacing w:before="0" w:after="0"/>
+      </w:pPr>
+    </w:p>
+    <w:p>
+      <w:pPr>
+        <w:spacing w:before="0" w:after="0"/>
+      </w:pPr>
+    </w:p>
+    <w:p>
+      <w:pPr>
+        <w:spacing w:before="0" w:after="0"/>
+      </w:pPr>
+    </w:p>
+    <w:p>
+      <w:pPr>
+        <w:spacing w:before="0" w:after="0"/>
+      </w:pPr>
+    </w:p>
     <w:bookmarkEnd w:id="73"/>
     <w:bookmarkStart w:id="74" w:name="第-13-题"/>
     <w:p>
@@ -10349,6 +10769,31 @@
         </w:rPr>
         <w:t>。</w:t>
       </w:r>
+    </w:p>
+    <w:p>
+      <w:pPr>
+        <w:spacing w:before="0" w:after="0"/>
+      </w:pPr>
+    </w:p>
+    <w:p>
+      <w:pPr>
+        <w:spacing w:before="0" w:after="0"/>
+      </w:pPr>
+    </w:p>
+    <w:p>
+      <w:pPr>
+        <w:spacing w:before="0" w:after="0"/>
+      </w:pPr>
+    </w:p>
+    <w:p>
+      <w:pPr>
+        <w:spacing w:before="0" w:after="0"/>
+      </w:pPr>
+    </w:p>
+    <w:p>
+      <w:pPr>
+        <w:spacing w:before="0" w:after="0"/>
+      </w:pPr>
     </w:p>
     <w:bookmarkEnd w:id="74"/>
     <w:bookmarkStart w:id="78" w:name="第-14-题"/>
@@ -10567,7 +11012,7 @@
         </w:rPr>
         <w:drawing>
           <wp:inline>
-            <wp:extent cx="1460500" cy="1143000"/>
+            <wp:extent cx="1460500" cy="1059832"/>
             <wp:effectExtent b="0" l="0" r="0" t="0"/>
             <wp:docPr descr="" title="" id="76" name="Picture"/>
             <a:graphic>
@@ -10588,7 +11033,7 @@
                   <pic:spPr bwMode="auto">
                     <a:xfrm>
                       <a:off x="0" y="0"/>
-                      <a:ext cx="1460500" cy="1143000"/>
+                      <a:ext cx="1460500" cy="1059832"/>
                     </a:xfrm>
                     <a:prstGeom prst="rect">
                       <a:avLst/>
@@ -11593,6 +12038,46 @@
           </m:r>
         </m:oMath>
       </m:oMathPara>
+    </w:p>
+    <w:p>
+      <w:pPr>
+        <w:spacing w:before="0" w:after="0"/>
+      </w:pPr>
+    </w:p>
+    <w:p>
+      <w:pPr>
+        <w:spacing w:before="0" w:after="0"/>
+      </w:pPr>
+    </w:p>
+    <w:p>
+      <w:pPr>
+        <w:spacing w:before="0" w:after="0"/>
+      </w:pPr>
+    </w:p>
+    <w:p>
+      <w:pPr>
+        <w:spacing w:before="0" w:after="0"/>
+      </w:pPr>
+    </w:p>
+    <w:p>
+      <w:pPr>
+        <w:spacing w:before="0" w:after="0"/>
+      </w:pPr>
+    </w:p>
+    <w:p>
+      <w:pPr>
+        <w:spacing w:before="0" w:after="0"/>
+      </w:pPr>
+    </w:p>
+    <w:p>
+      <w:pPr>
+        <w:spacing w:before="0" w:after="0"/>
+      </w:pPr>
+    </w:p>
+    <w:p>
+      <w:pPr>
+        <w:spacing w:before="0" w:after="0"/>
+      </w:pPr>
     </w:p>
     <w:bookmarkEnd w:id="78"/>
     <w:bookmarkStart w:id="82" w:name="第-15-题"/>
@@ -12793,7 +13278,7 @@
         </w:rPr>
         <w:drawing>
           <wp:inline>
-            <wp:extent cx="1800000" cy="1205504"/>
+            <wp:extent cx="1782788" cy="1205504"/>
             <wp:effectExtent b="0" l="0" r="0" t="0"/>
             <wp:docPr descr="" title="" id="80" name="Picture"/>
             <a:graphic>
@@ -12814,7 +13299,7 @@
                   <pic:spPr bwMode="auto">
                     <a:xfrm>
                       <a:off x="0" y="0"/>
-                      <a:ext cx="1800000" cy="1205504"/>
+                      <a:ext cx="1782788" cy="1205504"/>
                     </a:xfrm>
                     <a:prstGeom prst="rect">
                       <a:avLst/>
@@ -13038,6 +13523,46 @@
         </w:rPr>
         <w:t>。</w:t>
       </w:r>
+    </w:p>
+    <w:p>
+      <w:pPr>
+        <w:spacing w:before="0" w:after="0"/>
+      </w:pPr>
+    </w:p>
+    <w:p>
+      <w:pPr>
+        <w:spacing w:before="0" w:after="0"/>
+      </w:pPr>
+    </w:p>
+    <w:p>
+      <w:pPr>
+        <w:spacing w:before="0" w:after="0"/>
+      </w:pPr>
+    </w:p>
+    <w:p>
+      <w:pPr>
+        <w:spacing w:before="0" w:after="0"/>
+      </w:pPr>
+    </w:p>
+    <w:p>
+      <w:pPr>
+        <w:spacing w:before="0" w:after="0"/>
+      </w:pPr>
+    </w:p>
+    <w:p>
+      <w:pPr>
+        <w:spacing w:before="0" w:after="0"/>
+      </w:pPr>
+    </w:p>
+    <w:p>
+      <w:pPr>
+        <w:spacing w:before="0" w:after="0"/>
+      </w:pPr>
+    </w:p>
+    <w:p>
+      <w:pPr>
+        <w:spacing w:before="0" w:after="0"/>
+      </w:pPr>
     </w:p>
     <w:p>
       <w:pPr>

--- a/00-首页/题组Word/综合模拟卷/综合模拟卷VII-学生版.docx
+++ b/00-首页/题组Word/综合模拟卷/综合模拟卷VII-学生版.docx
@@ -531,6 +531,14 @@
       <w:tblPr>
         <w:tblStyle w:val="Table"/>
         <w:tblW w:type="auto" w:w="0"/>
+        <w:tblBorders>
+          <w:top w:val="single" w:sz="12" w:space="0" w:color="000000"/>
+          <w:left w:val="none" w:sz="0" w:space="0" w:color="auto"/>
+          <w:bottom w:val="single" w:sz="12" w:space="0" w:color="000000"/>
+          <w:right w:val="none" w:sz="0" w:space="0" w:color="auto"/>
+          <w:insideH w:val="none" w:sz="0" w:space="0" w:color="auto"/>
+          <w:insideV w:val="none" w:sz="0" w:space="0" w:color="auto"/>
+        </w:tblBorders>
         <w:tblLook w:firstRow="1" w:lastRow="0" w:firstColumn="0" w:lastColumn="0" w:noHBand="0" w:noVBand="0" w:val="0020"/>
       </w:tblPr>
       <w:tblGrid>
@@ -542,7 +550,11 @@
           <w:tblHeader w:val="on"/>
         </w:trPr>
         <w:tc>
-          <w:tcPr/>
+          <w:tcPr>
+            <w:tcBorders>
+              <w:bottom w:val="single" w:sz="8" w:space="0" w:color="000000"/>
+            </w:tcBorders>
+          </w:tcPr>
           <w:p>
             <w:pPr>
               <w:pStyle w:val="Compact"/>
@@ -558,7 +570,11 @@
           </w:p>
         </w:tc>
         <w:tc>
-          <w:tcPr/>
+          <w:tcPr>
+            <w:tcBorders>
+              <w:bottom w:val="single" w:sz="8" w:space="0" w:color="000000"/>
+            </w:tcBorders>
+          </w:tcPr>
           <w:p>
             <w:pPr>
               <w:pStyle w:val="Compact"/>
@@ -3504,6 +3520,7 @@
     <w:p>
       <w:pPr>
         <w:pStyle w:val="BodyText"/>
+        <w:spacing w:before="0" w:after="0"/>
       </w:pPr>
       <w:r>
         <w:rPr>
@@ -3955,6 +3972,14 @@
       <w:tblPr>
         <w:tblStyle w:val="Table"/>
         <w:tblW w:type="auto" w:w="0"/>
+        <w:tblBorders>
+          <w:top w:val="single" w:sz="12" w:space="0" w:color="000000"/>
+          <w:left w:val="none" w:sz="0" w:space="0" w:color="auto"/>
+          <w:bottom w:val="single" w:sz="12" w:space="0" w:color="000000"/>
+          <w:right w:val="none" w:sz="0" w:space="0" w:color="auto"/>
+          <w:insideH w:val="none" w:sz="0" w:space="0" w:color="auto"/>
+          <w:insideV w:val="none" w:sz="0" w:space="0" w:color="auto"/>
+        </w:tblBorders>
         <w:tblLook w:firstRow="1" w:lastRow="0" w:firstColumn="0" w:lastColumn="0" w:noHBand="0" w:noVBand="0" w:val="0020"/>
       </w:tblPr>
       <w:tblGrid>
@@ -3972,7 +3997,11 @@
           <w:tblHeader w:val="on"/>
         </w:trPr>
         <w:tc>
-          <w:tcPr/>
+          <w:tcPr>
+            <w:tcBorders>
+              <w:bottom w:val="single" w:sz="8" w:space="0" w:color="000000"/>
+            </w:tcBorders>
+          </w:tcPr>
           <w:p>
             <w:pPr>
               <w:pStyle w:val="Compact"/>
@@ -3995,7 +4024,11 @@
           </w:p>
         </w:tc>
         <w:tc>
-          <w:tcPr/>
+          <w:tcPr>
+            <w:tcBorders>
+              <w:bottom w:val="single" w:sz="8" w:space="0" w:color="000000"/>
+            </w:tcBorders>
+          </w:tcPr>
           <w:p>
             <w:pPr>
               <w:pStyle w:val="Compact"/>
@@ -4011,7 +4044,11 @@
           </w:p>
         </w:tc>
         <w:tc>
-          <w:tcPr/>
+          <w:tcPr>
+            <w:tcBorders>
+              <w:bottom w:val="single" w:sz="8" w:space="0" w:color="000000"/>
+            </w:tcBorders>
+          </w:tcPr>
           <w:p>
             <w:pPr>
               <w:pStyle w:val="Compact"/>
@@ -4027,7 +4064,11 @@
           </w:p>
         </w:tc>
         <w:tc>
-          <w:tcPr/>
+          <w:tcPr>
+            <w:tcBorders>
+              <w:bottom w:val="single" w:sz="8" w:space="0" w:color="000000"/>
+            </w:tcBorders>
+          </w:tcPr>
           <w:p>
             <w:pPr>
               <w:pStyle w:val="Compact"/>
@@ -4043,7 +4084,11 @@
           </w:p>
         </w:tc>
         <w:tc>
-          <w:tcPr/>
+          <w:tcPr>
+            <w:tcBorders>
+              <w:bottom w:val="single" w:sz="8" w:space="0" w:color="000000"/>
+            </w:tcBorders>
+          </w:tcPr>
           <w:p>
             <w:pPr>
               <w:pStyle w:val="Compact"/>
@@ -4066,7 +4111,11 @@
           </w:p>
         </w:tc>
         <w:tc>
-          <w:tcPr/>
+          <w:tcPr>
+            <w:tcBorders>
+              <w:bottom w:val="single" w:sz="8" w:space="0" w:color="000000"/>
+            </w:tcBorders>
+          </w:tcPr>
           <w:p>
             <w:pPr>
               <w:pStyle w:val="Compact"/>
@@ -4082,7 +4131,11 @@
           </w:p>
         </w:tc>
         <w:tc>
-          <w:tcPr/>
+          <w:tcPr>
+            <w:tcBorders>
+              <w:bottom w:val="single" w:sz="8" w:space="0" w:color="000000"/>
+            </w:tcBorders>
+          </w:tcPr>
           <w:p>
             <w:pPr>
               <w:pStyle w:val="Compact"/>
@@ -4098,7 +4151,11 @@
           </w:p>
         </w:tc>
         <w:tc>
-          <w:tcPr/>
+          <w:tcPr>
+            <w:tcBorders>
+              <w:bottom w:val="single" w:sz="8" w:space="0" w:color="000000"/>
+            </w:tcBorders>
+          </w:tcPr>
           <w:p>
             <w:pPr>
               <w:pStyle w:val="Compact"/>
@@ -6131,6 +6188,14 @@
         <w:tblStyle w:val="Table"/>
         <w:tblW w:type="pct" w:w="5000"/>
         <w:tblLayout w:type="fixed"/>
+        <w:tblBorders>
+          <w:top w:val="single" w:sz="12" w:space="0" w:color="000000"/>
+          <w:left w:val="none" w:sz="0" w:space="0" w:color="auto"/>
+          <w:bottom w:val="single" w:sz="12" w:space="0" w:color="000000"/>
+          <w:right w:val="none" w:sz="0" w:space="0" w:color="auto"/>
+          <w:insideH w:val="none" w:sz="0" w:space="0" w:color="auto"/>
+          <w:insideV w:val="none" w:sz="0" w:space="0" w:color="auto"/>
+        </w:tblBorders>
         <w:tblLook w:firstRow="1" w:lastRow="0" w:firstColumn="0" w:lastColumn="0" w:noHBand="0" w:noVBand="0" w:val="0020"/>
       </w:tblPr>
       <w:tblGrid>
@@ -6143,7 +6208,11 @@
           <w:tblHeader w:val="on"/>
         </w:trPr>
         <w:tc>
-          <w:tcPr/>
+          <w:tcPr>
+            <w:tcBorders>
+              <w:bottom w:val="single" w:sz="8" w:space="0" w:color="000000"/>
+            </w:tcBorders>
+          </w:tcPr>
           <w:p>
             <w:pPr>
               <w:pStyle w:val="Compact"/>
@@ -6159,7 +6228,11 @@
           </w:p>
         </w:tc>
         <w:tc>
-          <w:tcPr/>
+          <w:tcPr>
+            <w:tcBorders>
+              <w:bottom w:val="single" w:sz="8" w:space="0" w:color="000000"/>
+            </w:tcBorders>
+          </w:tcPr>
           <w:p>
             <w:pPr>
               <w:pStyle w:val="Compact"/>
@@ -6182,7 +6255,11 @@
           </w:p>
         </w:tc>
         <w:tc>
-          <w:tcPr/>
+          <w:tcPr>
+            <w:tcBorders>
+              <w:bottom w:val="single" w:sz="8" w:space="0" w:color="000000"/>
+            </w:tcBorders>
+          </w:tcPr>
           <w:p>
             <w:pPr>
               <w:pStyle w:val="Compact"/>
@@ -14011,7 +14088,7 @@
     <ns0:rPr>
       <ns0:rFonts ns0:ascii="Times New Roman" ns0:cs="Times New Roman" ns0:eastAsia="SimHei" ns0:hAnsi="Times New Roman"/>
       <ns0:b/>
-      <ns0:color ns0:val="17324D"/>
+      <ns0:color ns0:val="000000"/>
       <ns0:sz ns0:val="44"/>
       <ns0:szCs ns0:val="56"/>
     </ns0:rPr>
@@ -14153,7 +14230,7 @@
     <ns0:rPr>
       <ns0:rFonts ns0:ascii="Times New Roman" ns0:cs="Times New Roman" ns0:eastAsia="SimHei" ns0:hAnsi="Times New Roman"/>
       <ns0:b/>
-      <ns0:color ns0:val="17324D"/>
+      <ns0:color ns0:val="000000"/>
       <ns0:sz ns0:val="32"/>
       <ns0:szCs ns0:val="40"/>
     </ns0:rPr>
@@ -14177,7 +14254,7 @@
     <ns0:rPr>
       <ns0:rFonts ns0:ascii="Times New Roman" ns0:cs="Times New Roman" ns0:eastAsia="SimHei" ns0:hAnsi="Times New Roman"/>
       <ns0:b/>
-      <ns0:color ns0:val="17324D"/>
+      <ns0:color ns0:val="000000"/>
       <ns0:sz ns0:val="28"/>
       <ns0:szCs ns0:val="32"/>
     </ns0:rPr>
@@ -14201,7 +14278,7 @@
     <ns0:rPr>
       <ns0:rFonts ns0:ascii="Times New Roman" ns0:cs="Times New Roman" ns0:eastAsia="SimHei" ns0:hAnsi="Times New Roman"/>
       <ns0:b/>
-      <ns0:color ns0:val="17324D"/>
+      <ns0:color ns0:val="000000"/>
       <ns0:sz ns0:val="25"/>
       <ns0:szCs ns0:val="28"/>
     </ns0:rPr>
